--- a/resources/templates/14审计取证单.docx
+++ b/resources/templates/14审计取证单.docx
@@ -1,6 +1,6 @@
 
 <file path=word/document.xml><?xml version="1.0" encoding="utf-8"?>
-<w:document xmlns:wpc="http://schemas.microsoft.com/office/word/2010/wordprocessingCanvas" xmlns:mc="http://schemas.openxmlformats.org/markup-compatibility/2006" xmlns:o="urn:schemas-microsoft-com:office:office" xmlns:r="http://schemas.openxmlformats.org/officeDocument/2006/relationships" xmlns:m="http://schemas.openxmlformats.org/officeDocument/2006/math" xmlns:v="urn:schemas-microsoft-com:vml" xmlns:wp14="http://schemas.microsoft.com/office/word/2010/wordprocessingDrawing" xmlns:wp="http://schemas.openxmlformats.org/drawingml/2006/wordprocessingDrawing" xmlns:w="http://schemas.openxmlformats.org/wordprocessingml/2006/main" xmlns:w14="http://schemas.microsoft.com/office/word/2010/wordml" xmlns:w10="urn:schemas-microsoft-com:office:word" xmlns:w15="http://schemas.microsoft.com/office/word/2012/wordml" xmlns:wpg="http://schemas.microsoft.com/office/word/2010/wordprocessingGroup" xmlns:wpi="http://schemas.microsoft.com/office/word/2010/wordprocessingInk" xmlns:wne="http://schemas.microsoft.com/office/word/2006/wordml" xmlns:wps="http://schemas.microsoft.com/office/word/2010/wordprocessingShape" xmlns:wpsCustomData="http://www.wps.cn/officeDocument/2013/wpsCustomData" mc:Ignorable="w14 w15 wp14">
+<w:document xmlns:wpc="http://schemas.microsoft.com/office/word/2010/wordprocessingCanvas" xmlns:cx="http://schemas.microsoft.com/office/drawing/2014/chartex" xmlns:cx1="http://schemas.microsoft.com/office/drawing/2015/9/8/chartex" xmlns:cx2="http://schemas.microsoft.com/office/drawing/2015/10/21/chartex" xmlns:cx3="http://schemas.microsoft.com/office/drawing/2016/5/9/chartex" xmlns:cx4="http://schemas.microsoft.com/office/drawing/2016/5/10/chartex" xmlns:cx5="http://schemas.microsoft.com/office/drawing/2016/5/11/chartex" xmlns:cx6="http://schemas.microsoft.com/office/drawing/2016/5/12/chartex" xmlns:cx7="http://schemas.microsoft.com/office/drawing/2016/5/13/chartex" xmlns:cx8="http://schemas.microsoft.com/office/drawing/2016/5/14/chartex" xmlns:mc="http://schemas.openxmlformats.org/markup-compatibility/2006" xmlns:o="urn:schemas-microsoft-com:office:office" xmlns:r="http://schemas.openxmlformats.org/officeDocument/2006/relationships" xmlns:m="http://schemas.openxmlformats.org/officeDocument/2006/math" xmlns:v="urn:schemas-microsoft-com:vml" xmlns:wp14="http://schemas.microsoft.com/office/word/2010/wordprocessingDrawing" xmlns:wp="http://schemas.openxmlformats.org/drawingml/2006/wordprocessingDrawing" xmlns:w="http://schemas.openxmlformats.org/wordprocessingml/2006/main" xmlns:w14="http://schemas.microsoft.com/office/word/2010/wordml" xmlns:w10="urn:schemas-microsoft-com:office:word" xmlns:w15="http://schemas.microsoft.com/office/word/2012/wordml" xmlns:wpg="http://schemas.microsoft.com/office/word/2010/wordprocessingGroup" xmlns:wpi="http://schemas.microsoft.com/office/word/2010/wordprocessingInk" xmlns:wne="http://schemas.microsoft.com/office/word/2006/wordml" xmlns:wps="http://schemas.microsoft.com/office/word/2010/wordprocessingShape" xmlns:wpsCustomData="http://www.wps.cn/officeDocument/2013/wpsCustomData" mc:Ignorable="w14 w15 wp14">
   <w:body>
     <w:p>
       <w:pPr>
@@ -349,16 +349,7 @@
                 <w:rFonts w:hint="default" w:ascii="Times New Roman" w:hAnsi="Times New Roman"/>
                 <w:lang w:val="en-US" w:eastAsia="zh-CN"/>
               </w:rPr>
-              <w:t>{auditedItems</w:t>
-            </w:r>
-            <w:bookmarkStart w:id="0" w:name="_GoBack"/>
-            <w:bookmarkEnd w:id="0"/>
-            <w:r>
-              <w:rPr>
-                <w:rFonts w:hint="default" w:ascii="Times New Roman" w:hAnsi="Times New Roman"/>
-                <w:lang w:val="en-US" w:eastAsia="zh-CN"/>
-              </w:rPr>
-              <w:t>}</w:t>
+              <w:t>{auditedItems}</w:t>
             </w:r>
           </w:p>
         </w:tc>
@@ -475,10 +466,6 @@
           <w:p/>
           <w:p>
             <w:pPr>
-              <w:numPr>
-                <w:ilvl w:val="0"/>
-                <w:numId w:val="0"/>
-              </w:numPr>
               <w:rPr>
                 <w:rFonts w:hint="eastAsia"/>
                 <w:lang w:eastAsia="zh-CN"/>
@@ -486,153 +473,13 @@
             </w:pPr>
             <w:r>
               <w:rPr>
-                <w:rFonts w:hint="default" w:ascii="Times New Roman" w:hAnsi="Times New Roman" w:cs="Times New Roman"/>
-                <w:i/>
-                <w:iCs/>
-                <w:lang w:eastAsia="zh-CN"/>
-              </w:rPr>
-              <w:t>（</w:t>
-            </w:r>
-            <w:r>
-              <w:rPr>
-                <w:rFonts w:hint="default" w:ascii="Times New Roman" w:hAnsi="Times New Roman" w:cs="Times New Roman"/>
-                <w:i/>
-                <w:iCs/>
+                <w:rFonts w:hint="default" w:ascii="Times New Roman" w:hAnsi="Times New Roman"/>
                 <w:lang w:val="en-US" w:eastAsia="zh-CN"/>
               </w:rPr>
-              <w:t>1.</w:t>
-            </w:r>
-            <w:r>
-              <w:rPr>
-                <w:rFonts w:hint="default" w:ascii="Times New Roman" w:hAnsi="Times New Roman" w:cs="Times New Roman"/>
-                <w:i/>
-                <w:iCs/>
-              </w:rPr>
-              <w:t>对已有明确定性的问题，应当在审计取证单上写明事实、定性和</w:t>
-            </w:r>
-            <w:r>
-              <w:rPr>
-                <w:rFonts w:hint="default" w:ascii="Times New Roman" w:hAnsi="Times New Roman" w:eastAsia="宋体" w:cs="Times New Roman"/>
-                <w:i/>
-                <w:iCs/>
-                <w:sz w:val="21"/>
-                <w:szCs w:val="22"/>
-                <w:lang w:eastAsia="zh-CN"/>
-              </w:rPr>
-              <w:t>法律法规</w:t>
-            </w:r>
-            <w:r>
-              <w:rPr>
-                <w:rFonts w:hint="default" w:ascii="Times New Roman" w:hAnsi="Times New Roman" w:cs="Times New Roman"/>
-                <w:i/>
-                <w:iCs/>
-              </w:rPr>
-              <w:t>依据</w:t>
-            </w:r>
-            <w:r>
-              <w:rPr>
-                <w:rFonts w:hint="default" w:ascii="Times New Roman" w:hAnsi="Times New Roman" w:eastAsia="宋体" w:cs="Times New Roman"/>
-                <w:i/>
-                <w:iCs/>
-                <w:sz w:val="21"/>
-                <w:szCs w:val="22"/>
-                <w:lang w:eastAsia="zh-CN"/>
-              </w:rPr>
-              <w:t>。</w:t>
-            </w:r>
-            <w:r>
-              <w:rPr>
-                <w:rFonts w:hint="eastAsia" w:ascii="Times New Roman" w:hAnsi="Times New Roman" w:eastAsia="宋体" w:cs="Times New Roman"/>
-                <w:i/>
-                <w:iCs/>
-                <w:sz w:val="21"/>
-                <w:szCs w:val="22"/>
-                <w:lang w:eastAsia="zh-CN"/>
-              </w:rPr>
-              <w:t>但是</w:t>
-            </w:r>
-            <w:r>
-              <w:rPr>
-                <w:rFonts w:hint="default" w:ascii="Times New Roman" w:hAnsi="Times New Roman" w:cs="Times New Roman"/>
-                <w:i/>
-                <w:iCs/>
-              </w:rPr>
-              <w:t>，</w:t>
-            </w:r>
-            <w:r>
-              <w:rPr>
-                <w:rFonts w:hint="eastAsia" w:ascii="Times New Roman" w:hAnsi="Times New Roman" w:cs="Times New Roman"/>
-                <w:i/>
-                <w:iCs/>
-                <w:lang w:eastAsia="zh-CN"/>
-              </w:rPr>
-              <w:t>涉嫌犯罪、</w:t>
-            </w:r>
-            <w:r>
-              <w:rPr>
-                <w:rFonts w:hint="default" w:ascii="Times New Roman" w:hAnsi="Times New Roman" w:cs="Times New Roman"/>
-                <w:i/>
-                <w:iCs/>
-              </w:rPr>
-              <w:t>重大违纪违法等</w:t>
-            </w:r>
-            <w:r>
-              <w:rPr>
-                <w:rFonts w:hint="eastAsia" w:ascii="Times New Roman" w:hAnsi="Times New Roman" w:cs="Times New Roman"/>
-                <w:i/>
-                <w:iCs/>
-                <w:lang w:eastAsia="zh-CN"/>
-              </w:rPr>
-              <w:t>不宜让证据提供者知悉的事项</w:t>
-            </w:r>
-            <w:r>
-              <w:rPr>
-                <w:rFonts w:hint="default" w:ascii="Times New Roman" w:hAnsi="Times New Roman" w:cs="Times New Roman"/>
-                <w:i/>
-                <w:iCs/>
-              </w:rPr>
-              <w:t>，</w:t>
-            </w:r>
-            <w:r>
-              <w:rPr>
-                <w:rFonts w:hint="eastAsia" w:ascii="Times New Roman" w:hAnsi="Times New Roman" w:cs="Times New Roman"/>
-                <w:i/>
-                <w:iCs/>
-                <w:lang w:eastAsia="zh-CN"/>
-              </w:rPr>
-              <w:t>不得编制审计取证单征求其意见。</w:t>
-            </w:r>
-            <w:r>
-              <w:rPr>
-                <w:rFonts w:hint="default" w:ascii="Times New Roman" w:hAnsi="Times New Roman" w:eastAsia="宋体" w:cs="Times New Roman"/>
-                <w:i/>
-                <w:iCs/>
-                <w:sz w:val="21"/>
-                <w:szCs w:val="22"/>
-                <w:lang w:val="en-US" w:eastAsia="zh-CN"/>
-              </w:rPr>
-              <w:t>2.要严格按照有关保密规定，结合审计取证单涉及内容的实际情况，认真研判是否需要定密（包括工作秘密和国家秘密）。需要定密的，应当合理确定密级、保密期限和知悉范围并进行规范标识。</w:t>
-            </w:r>
-            <w:r>
-              <w:rPr>
-                <w:rFonts w:hint="default" w:ascii="Times New Roman" w:hAnsi="Times New Roman" w:eastAsia="宋体" w:cs="Times New Roman"/>
-                <w:i/>
-                <w:iCs/>
-                <w:sz w:val="21"/>
-                <w:szCs w:val="22"/>
-                <w:lang w:eastAsia="zh-CN"/>
-              </w:rPr>
-              <w:t>）</w:t>
-            </w:r>
-          </w:p>
-          <w:p>
-            <w:pPr>
-              <w:pStyle w:val="3"/>
-              <w:rPr>
-                <w:rFonts w:hint="eastAsia"/>
-                <w:lang w:eastAsia="zh-CN"/>
-              </w:rPr>
-            </w:pPr>
+              <w:t>{matterSummary}</w:t>
+            </w:r>
+            <w:bookmarkStart w:id="0" w:name="_GoBack"/>
+            <w:bookmarkEnd w:id="0"/>
           </w:p>
         </w:tc>
       </w:tr>

--- a/resources/templates/14审计取证单.docx
+++ b/resources/templates/14审计取证单.docx
@@ -38,6 +38,13 @@
           <w:lang w:eastAsia="zh-CN"/>
         </w:rPr>
         <w:t>编号：</w:t>
+      </w:r>
+      <w:r>
+        <w:rPr>
+          <w:rFonts w:hint="eastAsia" w:ascii="Times New Roman" w:hAnsi="Times New Roman"/>
+          <w:lang w:eastAsia="zh-CN"/>
+        </w:rPr>
+        <w:t>{serialNumber}</w:t>
       </w:r>
       <w:r>
         <w:rPr>
